--- a/materials/template_assignment1.docx
+++ b/materials/template_assignment1.docx
@@ -1,6 +1,6 @@
 
 <file path=word/document.xml><?xml version="1.0" encoding="utf-8"?>
-<w:document xmlns:wpc="http://schemas.microsoft.com/office/word/2010/wordprocessingCanvas" xmlns:cx="http://schemas.microsoft.com/office/drawing/2014/chartex" xmlns:cx1="http://schemas.microsoft.com/office/drawing/2015/9/8/chartex" xmlns:cx2="http://schemas.microsoft.com/office/drawing/2015/10/21/chartex" xmlns:cx3="http://schemas.microsoft.com/office/drawing/2016/5/9/chartex" xmlns:cx4="http://schemas.microsoft.com/office/drawing/2016/5/10/chartex" xmlns:cx5="http://schemas.microsoft.com/office/drawing/2016/5/11/chartex" xmlns:cx6="http://schemas.microsoft.com/office/drawing/2016/5/12/chartex" xmlns:cx7="http://schemas.microsoft.com/office/drawing/2016/5/13/chartex" xmlns:cx8="http://schemas.microsoft.com/office/drawing/2016/5/14/chartex" xmlns:mc="http://schemas.openxmlformats.org/markup-compatibility/2006" xmlns:aink="http://schemas.microsoft.com/office/drawing/2016/ink" xmlns:am3d="http://schemas.microsoft.com/office/drawing/2017/model3d" xmlns:o="urn:schemas-microsoft-com:office:office" xmlns:oel="http://schemas.microsoft.com/office/2019/extlst" xmlns:r="http://schemas.openxmlformats.org/officeDocument/2006/relationships" xmlns:m="http://schemas.openxmlformats.org/officeDocument/2006/math" xmlns:v="urn:schemas-microsoft-com:vml" xmlns:wp14="http://schemas.microsoft.com/office/word/2010/wordprocessingDrawing" xmlns:wp="http://schemas.openxmlformats.org/drawingml/2006/wordprocessingDrawing" xmlns:w10="urn:schemas-microsoft-com:office:word" xmlns:w="http://schemas.openxmlformats.org/wordprocessingml/2006/main" xmlns:w14="http://schemas.microsoft.com/office/word/2010/wordml" xmlns:w15="http://schemas.microsoft.com/office/word/2012/wordml" xmlns:w16cex="http://schemas.microsoft.com/office/word/2018/wordml/cex" xmlns:w16cid="http://schemas.microsoft.com/office/word/2016/wordml/cid" xmlns:w16="http://schemas.microsoft.com/office/word/2018/wordml" xmlns:w16du="http://schemas.microsoft.com/office/word/2023/wordml/word16du" xmlns:w16sdtdh="http://schemas.microsoft.com/office/word/2020/wordml/sdtdatahash" xmlns:w16sdtfl="http://schemas.microsoft.com/office/word/2024/wordml/sdtformatlock" xmlns:w16se="http://schemas.microsoft.com/office/word/2015/wordml/symex" xmlns:wpg="http://schemas.microsoft.com/office/word/2010/wordprocessingGroup" xmlns:wpi="http://schemas.microsoft.com/office/word/2010/wordprocessingInk" xmlns:wne="http://schemas.microsoft.com/office/word/2006/wordml" xmlns:wps="http://schemas.microsoft.com/office/word/2010/wordprocessingShape" mc:Ignorable="w14 w15 w16se w16cid w16 w16cex w16sdtdh w16sdtfl w16du wp14">
+<w:document xmlns:wpc="http://schemas.microsoft.com/office/word/2010/wordprocessingCanvas" xmlns:cx="http://schemas.microsoft.com/office/drawing/2014/chartex" xmlns:cx1="http://schemas.microsoft.com/office/drawing/2015/9/8/chartex" xmlns:cx2="http://schemas.microsoft.com/office/drawing/2015/10/21/chartex" xmlns:cx3="http://schemas.microsoft.com/office/drawing/2016/5/9/chartex" xmlns:cx4="http://schemas.microsoft.com/office/drawing/2016/5/10/chartex" xmlns:cx5="http://schemas.microsoft.com/office/drawing/2016/5/11/chartex" xmlns:cx6="http://schemas.microsoft.com/office/drawing/2016/5/12/chartex" xmlns:cx7="http://schemas.microsoft.com/office/drawing/2016/5/13/chartex" xmlns:cx8="http://schemas.microsoft.com/office/drawing/2016/5/14/chartex" xmlns:mc="http://schemas.openxmlformats.org/markup-compatibility/2006" xmlns:m="http://schemas.openxmlformats.org/officeDocument/2006/math" xmlns:aink="http://schemas.microsoft.com/office/drawing/2016/ink" xmlns:am3d="http://schemas.microsoft.com/office/drawing/2017/model3d" xmlns:oel="http://schemas.microsoft.com/office/2019/extlst" xmlns:r="http://schemas.openxmlformats.org/officeDocument/2006/relationships" xmlns:wp14="http://schemas.microsoft.com/office/word/2010/wordprocessingDrawing" xmlns:wp="http://schemas.openxmlformats.org/drawingml/2006/wordprocessingDrawing" xmlns:wpg="http://schemas.microsoft.com/office/word/2010/wordprocessingGroup" xmlns:wpi="http://schemas.microsoft.com/office/word/2010/wordprocessingInk" xmlns:wps="http://schemas.microsoft.com/office/word/2010/wordprocessingShape" xmlns:o="urn:schemas-microsoft-com:office:office" xmlns:v="urn:schemas-microsoft-com:vml" xmlns:w10="urn:schemas-microsoft-com:office:word" xmlns:w="http://schemas.openxmlformats.org/wordprocessingml/2006/main" xmlns:w14="http://schemas.microsoft.com/office/word/2010/wordml" xmlns:w15="http://schemas.microsoft.com/office/word/2012/wordml" xmlns:w16cex="http://schemas.microsoft.com/office/word/2018/wordml/cex" xmlns:w16cid="http://schemas.microsoft.com/office/word/2016/wordml/cid" xmlns:w16="http://schemas.microsoft.com/office/word/2018/wordml" xmlns:w16sdtdh="http://schemas.microsoft.com/office/word/2020/wordml/sdtdatahash" xmlns:w16sdtfl="http://schemas.microsoft.com/office/word/2024/wordml/sdtformatlock" xmlns:w16se="http://schemas.microsoft.com/office/word/2015/wordml/symex" xmlns:w16du="http://schemas.microsoft.com/office/word/2023/wordml/word16du" xmlns:wne="http://schemas.microsoft.com/office/word/2006/wordml" mc:Ignorable="w14 w15 w16se w16cid w16 w16cex w16sdtdh w16sdtfl w16du wp14">
   <w:body>
     <w:p>
       <w:pPr>
@@ -272,19 +272,8 @@
           <w:sz w:val="26"/>
           <w:szCs w:val="26"/>
         </w:rPr>
-        <w:t xml:space="preserve">3. Data </w:t>
-      </w:r>
-      <w:proofErr w:type="spellStart"/>
-      <w:r>
-        <w:rPr>
-          <w:rFonts w:asciiTheme="majorHAnsi" w:eastAsiaTheme="majorEastAsia" w:hAnsiTheme="majorHAnsi" w:cstheme="majorBidi"/>
-          <w:color w:val="365F91" w:themeColor="accent1" w:themeShade="BF"/>
-          <w:sz w:val="26"/>
-          <w:szCs w:val="26"/>
-        </w:rPr>
-        <w:t>Description</w:t>
-      </w:r>
-      <w:proofErr w:type="spellEnd"/>
+        <w:t>3. Data Description</w:t>
+      </w:r>
     </w:p>
     <w:p>
       <w:pPr>
@@ -480,6 +469,17 @@
         <w:jc w:val="both"/>
         <w:rPr>
           <w:rFonts w:asciiTheme="majorHAnsi" w:eastAsiaTheme="majorEastAsia" w:hAnsiTheme="majorHAnsi" w:cstheme="majorBidi"/>
+          <w:color w:val="365F91" w:themeColor="accent1" w:themeShade="BF"/>
+          <w:sz w:val="26"/>
+          <w:szCs w:val="26"/>
+        </w:rPr>
+      </w:pPr>
+    </w:p>
+    <w:p>
+      <w:pPr>
+        <w:jc w:val="both"/>
+        <w:rPr>
+          <w:rFonts w:asciiTheme="majorHAnsi" w:eastAsiaTheme="majorEastAsia" w:hAnsiTheme="majorHAnsi" w:cstheme="majorBidi"/>
           <w:color w:val="000000" w:themeColor="text1"/>
           <w:sz w:val="26"/>
           <w:szCs w:val="26"/>
@@ -521,34 +521,140 @@
       <w:pPr>
         <w:jc w:val="both"/>
         <w:rPr>
-          <w:rFonts w:cstheme="minorHAnsi"/>
-          <w:b/>
-          <w:sz w:val="24"/>
-          <w:lang w:val="en-US"/>
-        </w:rPr>
-      </w:pPr>
+          <w:rFonts w:asciiTheme="majorHAnsi" w:eastAsiaTheme="majorEastAsia" w:hAnsiTheme="majorHAnsi" w:cstheme="majorBidi"/>
+          <w:color w:val="000000" w:themeColor="text1"/>
+          <w:sz w:val="26"/>
+          <w:szCs w:val="26"/>
+        </w:rPr>
+      </w:pPr>
+      <w:proofErr w:type="spellStart"/>
+      <w:r>
+        <w:rPr>
+          <w:rFonts w:asciiTheme="majorHAnsi" w:eastAsiaTheme="majorEastAsia" w:hAnsiTheme="majorHAnsi" w:cstheme="majorBidi"/>
+          <w:color w:val="000000" w:themeColor="text1"/>
+          <w:sz w:val="26"/>
+          <w:szCs w:val="26"/>
+        </w:rPr>
+        <w:t>Reflection</w:t>
+      </w:r>
+      <w:proofErr w:type="spellEnd"/>
+      <w:r>
+        <w:rPr>
+          <w:rFonts w:asciiTheme="majorHAnsi" w:eastAsiaTheme="majorEastAsia" w:hAnsiTheme="majorHAnsi" w:cstheme="majorBidi"/>
+          <w:color w:val="000000" w:themeColor="text1"/>
+          <w:sz w:val="26"/>
+          <w:szCs w:val="26"/>
+        </w:rPr>
+        <w:t xml:space="preserve"> on </w:t>
+      </w:r>
+      <w:proofErr w:type="spellStart"/>
+      <w:r>
+        <w:rPr>
+          <w:rFonts w:asciiTheme="majorHAnsi" w:eastAsiaTheme="majorEastAsia" w:hAnsiTheme="majorHAnsi" w:cstheme="majorBidi"/>
+          <w:color w:val="000000" w:themeColor="text1"/>
+          <w:sz w:val="26"/>
+          <w:szCs w:val="26"/>
+        </w:rPr>
+        <w:t>the</w:t>
+      </w:r>
+      <w:proofErr w:type="spellEnd"/>
+      <w:r>
+        <w:rPr>
+          <w:rFonts w:asciiTheme="majorHAnsi" w:eastAsiaTheme="majorEastAsia" w:hAnsiTheme="majorHAnsi" w:cstheme="majorBidi"/>
+          <w:color w:val="000000" w:themeColor="text1"/>
+          <w:sz w:val="26"/>
+          <w:szCs w:val="26"/>
+        </w:rPr>
+        <w:t xml:space="preserve"> </w:t>
+      </w:r>
+      <w:proofErr w:type="spellStart"/>
+      <w:r>
+        <w:rPr>
+          <w:rFonts w:asciiTheme="majorHAnsi" w:eastAsiaTheme="majorEastAsia" w:hAnsiTheme="majorHAnsi" w:cstheme="majorBidi"/>
+          <w:color w:val="000000" w:themeColor="text1"/>
+          <w:sz w:val="26"/>
+          <w:szCs w:val="26"/>
+        </w:rPr>
+        <w:t>use</w:t>
+      </w:r>
+      <w:proofErr w:type="spellEnd"/>
+      <w:r>
+        <w:rPr>
+          <w:rFonts w:asciiTheme="majorHAnsi" w:eastAsiaTheme="majorEastAsia" w:hAnsiTheme="majorHAnsi" w:cstheme="majorBidi"/>
+          <w:color w:val="000000" w:themeColor="text1"/>
+          <w:sz w:val="26"/>
+          <w:szCs w:val="26"/>
+        </w:rPr>
+        <w:t xml:space="preserve"> of </w:t>
+      </w:r>
+      <w:proofErr w:type="spellStart"/>
+      <w:r>
+        <w:rPr>
+          <w:rFonts w:asciiTheme="majorHAnsi" w:eastAsiaTheme="majorEastAsia" w:hAnsiTheme="majorHAnsi" w:cstheme="majorBidi"/>
+          <w:color w:val="000000" w:themeColor="text1"/>
+          <w:sz w:val="26"/>
+          <w:szCs w:val="26"/>
+        </w:rPr>
+        <w:t>generative</w:t>
+      </w:r>
+      <w:proofErr w:type="spellEnd"/>
+      <w:r>
+        <w:rPr>
+          <w:rFonts w:asciiTheme="majorHAnsi" w:eastAsiaTheme="majorEastAsia" w:hAnsiTheme="majorHAnsi" w:cstheme="majorBidi"/>
+          <w:color w:val="000000" w:themeColor="text1"/>
+          <w:sz w:val="26"/>
+          <w:szCs w:val="26"/>
+        </w:rPr>
+        <w:t xml:space="preserve"> AI</w:t>
+      </w:r>
     </w:p>
     <w:p>
       <w:pPr>
+        <w:numPr>
+          <w:ilvl w:val="0"/>
+          <w:numId w:val="6"/>
+        </w:numPr>
         <w:jc w:val="both"/>
         <w:rPr>
           <w:rFonts w:cstheme="minorHAnsi"/>
-          <w:b/>
-          <w:sz w:val="24"/>
           <w:lang w:val="en-US"/>
         </w:rPr>
       </w:pPr>
-    </w:p>
-    <w:p>
-      <w:pPr>
-        <w:jc w:val="both"/>
+      <w:r>
         <w:rPr>
           <w:rFonts w:cstheme="minorHAnsi"/>
-          <w:b/>
-          <w:sz w:val="24"/>
           <w:lang w:val="en-US"/>
         </w:rPr>
-      </w:pPr>
+        <w:t>This section is required, but it is not graded or otherwise taken into consideration and does not count towards the 1,000-word limit. Include links to the conversation or conversations</w:t>
+      </w:r>
+      <w:r>
+        <w:rPr>
+          <w:rFonts w:cstheme="minorHAnsi"/>
+          <w:lang w:val="en-US"/>
+        </w:rPr>
+        <w:t xml:space="preserve"> with GenAI</w:t>
+      </w:r>
+      <w:r>
+        <w:rPr>
+          <w:rFonts w:cstheme="minorHAnsi"/>
+          <w:lang w:val="en-US"/>
+        </w:rPr>
+        <w:t xml:space="preserve">. </w:t>
+      </w:r>
+      <w:r>
+        <w:rPr>
+          <w:rFonts w:cstheme="minorHAnsi"/>
+          <w:lang w:val="en-US"/>
+        </w:rPr>
+        <w:t>Briefly i</w:t>
+      </w:r>
+      <w:r>
+        <w:rPr>
+          <w:rFonts w:cstheme="minorHAnsi"/>
+          <w:lang w:val="en-US"/>
+        </w:rPr>
+        <w:t>dentify where using GenAI resulted in cognitive offloading and where GenAI supported learning.</w:t>
+      </w:r>
     </w:p>
     <w:p>
       <w:pPr>
@@ -926,7 +1032,7 @@
                 <w:sz w:val="16"/>
                 <w:lang w:val="en-US"/>
               </w:rPr>
-              <w:t>Preparation of the feedback meeting &amp; amount of work done, based on the update presentation and general impression of the meeting.</w:t>
+              <w:t>Four feedback sessions (weeks 3, 4, 6 and 7), 20 points each; attendance and active participation at all four are mandatory. One process grade is used for both assignments. Assignment 1 group result first; both final grades after week 7.</w:t>
             </w:r>
           </w:p>
         </w:tc>
@@ -958,37 +1064,7 @@
                 <w:sz w:val="16"/>
                 <w:lang w:val="en-US"/>
               </w:rPr>
-              <w:t>The amount of work done was less than would have been expected on the basis of the amount of ECTS.</w:t>
-            </w:r>
-          </w:p>
-          <w:p>
-            <w:pPr>
-              <w:spacing w:after="0" w:line="240" w:lineRule="auto"/>
-              <w:rPr>
-                <w:rFonts w:eastAsia="Calibri"/>
-                <w:color w:val="C45911"/>
-                <w:sz w:val="16"/>
-                <w:lang w:val="en-US"/>
-              </w:rPr>
-            </w:pPr>
-          </w:p>
-          <w:p>
-            <w:pPr>
-              <w:spacing w:after="0" w:line="240" w:lineRule="auto"/>
-              <w:rPr>
-                <w:color w:val="C45911"/>
-                <w:sz w:val="16"/>
-                <w:lang w:val="en-US"/>
-              </w:rPr>
-            </w:pPr>
-            <w:r>
-              <w:rPr>
-                <w:rFonts w:eastAsia="Calibri"/>
-                <w:color w:val="C45911"/>
-                <w:sz w:val="16"/>
-                <w:lang w:val="en-US"/>
-              </w:rPr>
-              <w:t>The update slides are messy and do not show who worked on what. The slides do not show any of the considerations made.</w:t>
+              <w:t>0 points for a session if the student is absent, does not participate or participates very little. There are no intermediate session scores.</w:t>
             </w:r>
           </w:p>
         </w:tc>
@@ -1019,35 +1095,7 @@
                 <w:sz w:val="16"/>
                 <w:lang w:val="en-US"/>
               </w:rPr>
-              <w:t>The amount of work done was what would have been expected on the basis of the amount of ECTS.</w:t>
-            </w:r>
-            <w:r>
-              <w:rPr>
-                <w:rFonts w:eastAsia="Calibri"/>
-                <w:color w:val="BF8F00"/>
-                <w:sz w:val="16"/>
-                <w:lang w:val="en-US"/>
-              </w:rPr>
-              <w:br/>
-            </w:r>
-            <w:r>
-              <w:rPr>
-                <w:rFonts w:eastAsia="Calibri"/>
-                <w:color w:val="BF8F00"/>
-                <w:sz w:val="16"/>
-                <w:lang w:val="en-US"/>
-              </w:rPr>
-              <w:br/>
-              <w:t xml:space="preserve">The update slides are clear and convey who worked on what parts of the assignment. </w:t>
-            </w:r>
-            <w:r>
-              <w:rPr>
-                <w:rFonts w:eastAsia="Calibri"/>
-                <w:color w:val="BF8F00"/>
-                <w:sz w:val="16"/>
-                <w:lang w:val="en-US"/>
-              </w:rPr>
-              <w:t>Some of the considerations made in the assignment are presented.</w:t>
+              <w:t>20 points for each session attended with participation at the expected level.</w:t>
             </w:r>
           </w:p>
         </w:tc>
@@ -1078,74 +1126,7 @@
                 <w:sz w:val="16"/>
                 <w:lang w:val="en-US"/>
               </w:rPr>
-              <w:t>The amount of work done was more than would have been expected on the basis of the amount of ECTS.</w:t>
-            </w:r>
-            <w:r>
-              <w:rPr>
-                <w:rFonts w:eastAsia="Calibri"/>
-                <w:color w:val="538135"/>
-                <w:sz w:val="16"/>
-                <w:lang w:val="en-US"/>
-              </w:rPr>
-              <w:br/>
-            </w:r>
-            <w:r>
-              <w:rPr>
-                <w:rFonts w:eastAsia="Calibri"/>
-                <w:color w:val="538135"/>
-                <w:sz w:val="16"/>
-                <w:lang w:val="en-US"/>
-              </w:rPr>
-              <w:br/>
-              <w:t xml:space="preserve">The updates </w:t>
-            </w:r>
-            <w:proofErr w:type="gramStart"/>
-            <w:r>
-              <w:rPr>
-                <w:rFonts w:eastAsia="Calibri"/>
-                <w:color w:val="538135"/>
-                <w:sz w:val="16"/>
-                <w:lang w:val="en-US"/>
-              </w:rPr>
-              <w:t>slides</w:t>
-            </w:r>
-            <w:proofErr w:type="gramEnd"/>
-            <w:r>
-              <w:rPr>
-                <w:rFonts w:eastAsia="Calibri"/>
-                <w:color w:val="538135"/>
-                <w:sz w:val="16"/>
-                <w:lang w:val="en-US"/>
-              </w:rPr>
-              <w:t xml:space="preserve"> cover all topics that should be present in the assignment so far. It becomes clear who worked on what parts of the assignment. For all parts of the assignment considerations are given</w:t>
-            </w:r>
-            <w:r>
-              <w:rPr>
-                <w:rFonts w:eastAsia="Calibri"/>
-                <w:color w:val="538135"/>
-                <w:sz w:val="16"/>
-                <w:lang w:val="en-US"/>
-              </w:rPr>
-              <w:t>.</w:t>
-            </w:r>
-            <w:r>
-              <w:rPr>
-                <w:rFonts w:eastAsia="Calibri"/>
-                <w:color w:val="538135"/>
-                <w:sz w:val="16"/>
-                <w:lang w:val="en-US"/>
-              </w:rPr>
-              <w:br/>
-            </w:r>
-            <w:r>
-              <w:rPr>
-                <w:rFonts w:eastAsia="Calibri"/>
-                <w:color w:val="538135"/>
-                <w:sz w:val="16"/>
-                <w:lang w:val="en-US"/>
-              </w:rPr>
-              <w:br/>
-              <w:t xml:space="preserve">The student prepared points to discuss in the meeting. </w:t>
+              <w:t>Four sessions = 80 points. The points are divided by 10, so 80 points = an individual process grade of 8.0.</w:t>
             </w:r>
           </w:p>
         </w:tc>
@@ -1176,7 +1157,7 @@
                 <w:sz w:val="16"/>
                 <w:lang w:val="en-US"/>
               </w:rPr>
-              <w:t>0.2</w:t>
+              <w:t>0.24</w:t>
             </w:r>
           </w:p>
         </w:tc>
@@ -1232,7 +1213,7 @@
                 <w:sz w:val="16"/>
                 <w:lang w:val="en-US"/>
               </w:rPr>
-              <w:t>Active participation in the feedback moments</w:t>
+              <w:t>Consistently doing more than expected (20 extra points)</w:t>
             </w:r>
           </w:p>
         </w:tc>
@@ -1262,7 +1243,7 @@
                 <w:sz w:val="16"/>
                 <w:lang w:val="en-US"/>
               </w:rPr>
-              <w:t>The student did not participate in the feedback moments.</w:t>
+              <w:t>No extra points.</w:t>
             </w:r>
           </w:p>
         </w:tc>
@@ -1292,7 +1273,7 @@
                 <w:sz w:val="16"/>
                 <w:lang w:val="en-US"/>
               </w:rPr>
-              <w:t>The student participated actively.</w:t>
+              <w:t>No extra points. Participation meets expectations.</w:t>
             </w:r>
           </w:p>
         </w:tc>
@@ -1323,55 +1304,7 @@
                 <w:sz w:val="16"/>
                 <w:lang w:val="en-US"/>
               </w:rPr>
-              <w:t>The student participated actively</w:t>
-            </w:r>
-            <w:r>
-              <w:rPr>
-                <w:rFonts w:eastAsia="Calibri"/>
-                <w:color w:val="538135"/>
-                <w:sz w:val="16"/>
-                <w:lang w:val="en-US"/>
-              </w:rPr>
-              <w:t xml:space="preserve"> and showed </w:t>
-            </w:r>
-            <w:r>
-              <w:rPr>
-                <w:rFonts w:eastAsia="Calibri"/>
-                <w:color w:val="538135"/>
-                <w:sz w:val="16"/>
-                <w:lang w:val="en-US"/>
-              </w:rPr>
-              <w:t>a deep understanding of the project.</w:t>
-            </w:r>
-          </w:p>
-          <w:p>
-            <w:pPr>
-              <w:spacing w:after="0" w:line="240" w:lineRule="auto"/>
-              <w:rPr>
-                <w:rFonts w:eastAsia="Calibri"/>
-                <w:color w:val="538135"/>
-                <w:sz w:val="16"/>
-                <w:lang w:val="en-US"/>
-              </w:rPr>
-            </w:pPr>
-          </w:p>
-          <w:p>
-            <w:pPr>
-              <w:spacing w:after="0" w:line="240" w:lineRule="auto"/>
-              <w:rPr>
-                <w:color w:val="538135"/>
-                <w:sz w:val="16"/>
-                <w:lang w:val="en-US"/>
-              </w:rPr>
-            </w:pPr>
-            <w:r>
-              <w:rPr>
-                <w:rFonts w:eastAsia="Calibri"/>
-                <w:color w:val="538135"/>
-                <w:sz w:val="16"/>
-                <w:lang w:val="en-US"/>
-              </w:rPr>
-              <w:t>The student is proactive in bringing up the points and questions that they want to discuss.</w:t>
+              <w:t>20 extra points (all or nothing) for consistently exceeding expectations. Evidence: answers to practical instructors and progress-slide task/contributor records. Despite one zero, may be awarded if the overall contribution remains consistently exceptional. 100 points = 10.0. Report disagreements when they arise, no later than the next feedback session and before submission.</w:t>
             </w:r>
           </w:p>
         </w:tc>
@@ -1402,7 +1335,7 @@
                 <w:sz w:val="16"/>
                 <w:lang w:val="en-US"/>
               </w:rPr>
-              <w:t>0.1</w:t>
+              <w:t>0.06</w:t>
             </w:r>
           </w:p>
         </w:tc>
@@ -2093,27 +2026,7 @@
                 <w:sz w:val="16"/>
                 <w:lang w:val="en-US"/>
               </w:rPr>
-              <w:t xml:space="preserve">Report is poorly </w:t>
-            </w:r>
-            <w:proofErr w:type="gramStart"/>
-            <w:r>
-              <w:rPr>
-                <w:rFonts w:eastAsia="Calibri"/>
-                <w:color w:val="C45911"/>
-                <w:sz w:val="16"/>
-                <w:lang w:val="en-US"/>
-              </w:rPr>
-              <w:t>organized,</w:t>
-            </w:r>
-            <w:proofErr w:type="gramEnd"/>
-            <w:r>
-              <w:rPr>
-                <w:rFonts w:eastAsia="Calibri"/>
-                <w:color w:val="C45911"/>
-                <w:sz w:val="16"/>
-                <w:lang w:val="en-US"/>
-              </w:rPr>
-              <w:t xml:space="preserve"> few references are present.</w:t>
+              <w:t>Report is poorly organized, few references are present.</w:t>
             </w:r>
           </w:p>
         </w:tc>
@@ -2395,7 +2308,7 @@
 </file>
 
 <file path=word/numbering.xml><?xml version="1.0" encoding="utf-8"?>
-<w:numbering xmlns:wpc="http://schemas.microsoft.com/office/word/2010/wordprocessingCanvas" xmlns:cx="http://schemas.microsoft.com/office/drawing/2014/chartex" xmlns:cx1="http://schemas.microsoft.com/office/drawing/2015/9/8/chartex" xmlns:cx2="http://schemas.microsoft.com/office/drawing/2015/10/21/chartex" xmlns:cx3="http://schemas.microsoft.com/office/drawing/2016/5/9/chartex" xmlns:cx4="http://schemas.microsoft.com/office/drawing/2016/5/10/chartex" xmlns:cx5="http://schemas.microsoft.com/office/drawing/2016/5/11/chartex" xmlns:cx6="http://schemas.microsoft.com/office/drawing/2016/5/12/chartex" xmlns:cx7="http://schemas.microsoft.com/office/drawing/2016/5/13/chartex" xmlns:cx8="http://schemas.microsoft.com/office/drawing/2016/5/14/chartex" xmlns:mc="http://schemas.openxmlformats.org/markup-compatibility/2006" xmlns:aink="http://schemas.microsoft.com/office/drawing/2016/ink" xmlns:am3d="http://schemas.microsoft.com/office/drawing/2017/model3d" xmlns:o="urn:schemas-microsoft-com:office:office" xmlns:oel="http://schemas.microsoft.com/office/2019/extlst" xmlns:r="http://schemas.openxmlformats.org/officeDocument/2006/relationships" xmlns:m="http://schemas.openxmlformats.org/officeDocument/2006/math" xmlns:v="urn:schemas-microsoft-com:vml" xmlns:wp14="http://schemas.microsoft.com/office/word/2010/wordprocessingDrawing" xmlns:wp="http://schemas.openxmlformats.org/drawingml/2006/wordprocessingDrawing" xmlns:w10="urn:schemas-microsoft-com:office:word" xmlns:w="http://schemas.openxmlformats.org/wordprocessingml/2006/main" xmlns:w14="http://schemas.microsoft.com/office/word/2010/wordml" xmlns:w15="http://schemas.microsoft.com/office/word/2012/wordml" xmlns:w16cex="http://schemas.microsoft.com/office/word/2018/wordml/cex" xmlns:w16cid="http://schemas.microsoft.com/office/word/2016/wordml/cid" xmlns:w16="http://schemas.microsoft.com/office/word/2018/wordml" xmlns:w16du="http://schemas.microsoft.com/office/word/2023/wordml/word16du" xmlns:w16sdtdh="http://schemas.microsoft.com/office/word/2020/wordml/sdtdatahash" xmlns:w16sdtfl="http://schemas.microsoft.com/office/word/2024/wordml/sdtformatlock" xmlns:w16se="http://schemas.microsoft.com/office/word/2015/wordml/symex" xmlns:wpg="http://schemas.microsoft.com/office/word/2010/wordprocessingGroup" xmlns:wpi="http://schemas.microsoft.com/office/word/2010/wordprocessingInk" xmlns:wne="http://schemas.microsoft.com/office/word/2006/wordml" xmlns:wps="http://schemas.microsoft.com/office/word/2010/wordprocessingShape" mc:Ignorable="w14 w15 w16se w16cid w16 w16cex w16sdtdh w16sdtfl w16du wp14">
+<w:numbering xmlns:wpc="http://schemas.microsoft.com/office/word/2010/wordprocessingCanvas" xmlns:cx="http://schemas.microsoft.com/office/drawing/2014/chartex" xmlns:cx1="http://schemas.microsoft.com/office/drawing/2015/9/8/chartex" xmlns:cx2="http://schemas.microsoft.com/office/drawing/2015/10/21/chartex" xmlns:cx3="http://schemas.microsoft.com/office/drawing/2016/5/9/chartex" xmlns:cx4="http://schemas.microsoft.com/office/drawing/2016/5/10/chartex" xmlns:cx5="http://schemas.microsoft.com/office/drawing/2016/5/11/chartex" xmlns:cx6="http://schemas.microsoft.com/office/drawing/2016/5/12/chartex" xmlns:cx7="http://schemas.microsoft.com/office/drawing/2016/5/13/chartex" xmlns:cx8="http://schemas.microsoft.com/office/drawing/2016/5/14/chartex" xmlns:mc="http://schemas.openxmlformats.org/markup-compatibility/2006" xmlns:m="http://schemas.openxmlformats.org/officeDocument/2006/math" xmlns:aink="http://schemas.microsoft.com/office/drawing/2016/ink" xmlns:am3d="http://schemas.microsoft.com/office/drawing/2017/model3d" xmlns:oel="http://schemas.microsoft.com/office/2019/extlst" xmlns:r="http://schemas.openxmlformats.org/officeDocument/2006/relationships" xmlns:wp14="http://schemas.microsoft.com/office/word/2010/wordprocessingDrawing" xmlns:wp="http://schemas.openxmlformats.org/drawingml/2006/wordprocessingDrawing" xmlns:wpg="http://schemas.microsoft.com/office/word/2010/wordprocessingGroup" xmlns:wpi="http://schemas.microsoft.com/office/word/2010/wordprocessingInk" xmlns:wps="http://schemas.microsoft.com/office/word/2010/wordprocessingShape" xmlns:o="urn:schemas-microsoft-com:office:office" xmlns:v="urn:schemas-microsoft-com:vml" xmlns:w10="urn:schemas-microsoft-com:office:word" xmlns:w="http://schemas.openxmlformats.org/wordprocessingml/2006/main" xmlns:w14="http://schemas.microsoft.com/office/word/2010/wordml" xmlns:w15="http://schemas.microsoft.com/office/word/2012/wordml" xmlns:w16cex="http://schemas.microsoft.com/office/word/2018/wordml/cex" xmlns:w16cid="http://schemas.microsoft.com/office/word/2016/wordml/cid" xmlns:w16="http://schemas.microsoft.com/office/word/2018/wordml" xmlns:w16sdtdh="http://schemas.microsoft.com/office/word/2020/wordml/sdtdatahash" xmlns:w16sdtfl="http://schemas.microsoft.com/office/word/2024/wordml/sdtformatlock" xmlns:w16se="http://schemas.microsoft.com/office/word/2015/wordml/symex" xmlns:w16du="http://schemas.microsoft.com/office/word/2023/wordml/word16du" xmlns:wne="http://schemas.microsoft.com/office/word/2006/wordml" mc:Ignorable="w14 w15 w16se w16cid w16 w16cex w16sdtdh w16sdtfl w16du wp14">
   <w:abstractNum w:abstractNumId="0" w15:restartNumberingAfterBreak="0">
     <w:nsid w:val="1A170B67"/>
     <w:multiLevelType w:val="multilevel"/>
@@ -3616,7 +3529,7 @@
 </file>
 
 <file path=word/styles.xml><?xml version="1.0" encoding="utf-8"?>
-<w:styles xmlns:mc="http://schemas.openxmlformats.org/markup-compatibility/2006" xmlns:r="http://schemas.openxmlformats.org/officeDocument/2006/relationships" xmlns:w="http://schemas.openxmlformats.org/wordprocessingml/2006/main" xmlns:w14="http://schemas.microsoft.com/office/word/2010/wordml" xmlns:w15="http://schemas.microsoft.com/office/word/2012/wordml" xmlns:w16cex="http://schemas.microsoft.com/office/word/2018/wordml/cex" xmlns:w16cid="http://schemas.microsoft.com/office/word/2016/wordml/cid" xmlns:w16="http://schemas.microsoft.com/office/word/2018/wordml" xmlns:w16du="http://schemas.microsoft.com/office/word/2023/wordml/word16du" xmlns:w16sdtdh="http://schemas.microsoft.com/office/word/2020/wordml/sdtdatahash" xmlns:w16sdtfl="http://schemas.microsoft.com/office/word/2024/wordml/sdtformatlock" xmlns:w16se="http://schemas.microsoft.com/office/word/2015/wordml/symex" mc:Ignorable="w14 w15 w16se w16cid w16 w16cex w16sdtdh w16sdtfl w16du">
+<w:styles xmlns:mc="http://schemas.openxmlformats.org/markup-compatibility/2006" xmlns:r="http://schemas.openxmlformats.org/officeDocument/2006/relationships" xmlns:w="http://schemas.openxmlformats.org/wordprocessingml/2006/main" xmlns:w14="http://schemas.microsoft.com/office/word/2010/wordml" xmlns:w15="http://schemas.microsoft.com/office/word/2012/wordml" xmlns:w16cex="http://schemas.microsoft.com/office/word/2018/wordml/cex" xmlns:w16cid="http://schemas.microsoft.com/office/word/2016/wordml/cid" xmlns:w16="http://schemas.microsoft.com/office/word/2018/wordml" xmlns:w16sdtdh="http://schemas.microsoft.com/office/word/2020/wordml/sdtdatahash" xmlns:w16sdtfl="http://schemas.microsoft.com/office/word/2024/wordml/sdtformatlock" xmlns:w16se="http://schemas.microsoft.com/office/word/2015/wordml/symex" xmlns:w16du="http://schemas.microsoft.com/office/word/2023/wordml/word16du" mc:Ignorable="w14 w15 w16se w16cid w16 w16cex w16sdtdh w16sdtfl w16du">
   <w:docDefaults>
     <w:rPrDefault>
       <w:rPr>
